--- a/06-学生侧材料/讲义/元素与分析/分光光度法-超级充实版（自学完整）.docx
+++ b/06-学生侧材料/讲义/元素与分析/分光光度法-超级充实版（自学完整）.docx
@@ -996,18 +996,25 @@
               <w:pStyle w:val="Compact"/>
               <w:jc w:val="center"/>
             </w:pPr>
+            <m:oMath>
+              <m:sSub>
+                <m:e>
+                  <m:r>
+                    <m:t>I</m:t>
+                  </m:r>
+                </m:e>
+                <m:sub>
+                  <m:r>
+                    <m:t>0</m:t>
+                  </m:r>
+                </m:sub>
+              </m:sSub>
+            </m:oMath>
             <w:r>
               <w:rPr>
                 <w:rFonts w:ascii="Times New Roman" w:hAnsi="Times New Roman" w:eastAsia="Times New Roman" w:cs="Times New Roman"/>
               </w:rPr>
-              <w:t>I</w:t>
-            </w:r>
-            <w:r>
-              <w:rPr>
-                <w:rFonts w:ascii="Times New Roman" w:hAnsi="Times New Roman" w:eastAsia="Times New Roman" w:cs="Times New Roman"/>
-                <w:vertAlign w:val="subscript"/>
-              </w:rPr>
-              <w:t>0</w:t>
+              <w:t xml:space="preserve">​</w:t>
             </w:r>
           </w:p>
         </w:tc>

--- a/06-学生侧材料/讲义/元素与分析/分光光度法-超级充实版（自学完整）.docx
+++ b/06-学生侧材料/讲义/元素与分析/分光光度法-超级充实版（自学完整）.docx
@@ -8902,206 +8902,206 @@
       <w:r>
         <w:rPr>
           <w:rStyle w:val="VerbatimChar"/>
-          <w:rFonts w:ascii="Times New Roman" w:hAnsi="Times New Roman" w:eastAsia="Times New Roman" w:cs="Times New Roman"/>
+          <w:rFonts w:ascii="SimSun" w:hAnsi="SimSun" w:eastAsia="SimSun" w:cs="SimSun"/>
         </w:rPr>
         <w:t xml:space="preserve">① </w:t>
       </w:r>
       <w:r>
         <w:rPr>
           <w:rStyle w:val="VerbatimChar"/>
-          <w:rFonts w:hint="eastAsia" w:ascii="Times New Roman" w:hAnsi="Times New Roman" w:eastAsia="FangSong" w:cs="Times New Roman"/>
+          <w:rFonts w:ascii="SimSun" w:hAnsi="SimSun" w:eastAsia="SimSun" w:cs="SimSun"/>
         </w:rPr>
         <w:t>配制系列标准溶液</w:t>
       </w:r>
       <w:r>
         <w:rPr>
           <w:rStyle w:val="VerbatimChar"/>
-          <w:rFonts w:hint="eastAsia" w:ascii="Times New Roman" w:hAnsi="Times New Roman" w:eastAsia="Times New Roman" w:cs="Times New Roman"/>
+          <w:rFonts w:ascii="SimSun" w:hAnsi="SimSun" w:eastAsia="SimSun" w:cs="SimSun"/>
         </w:rPr>
         <w:t>（4~6</w:t>
       </w:r>
       <w:r>
         <w:rPr>
           <w:rStyle w:val="VerbatimChar"/>
-          <w:rFonts w:ascii="Times New Roman" w:hAnsi="Times New Roman" w:eastAsia="Times New Roman" w:cs="Times New Roman"/>
+          <w:rFonts w:ascii="SimSun" w:hAnsi="SimSun" w:eastAsia="SimSun" w:cs="SimSun"/>
         </w:rPr>
         <w:t xml:space="preserve"> </w:t>
       </w:r>
       <w:r>
         <w:rPr>
           <w:rStyle w:val="VerbatimChar"/>
-          <w:rFonts w:hint="eastAsia" w:ascii="Times New Roman" w:hAnsi="Times New Roman" w:eastAsia="FangSong" w:cs="Times New Roman"/>
+          <w:rFonts w:ascii="SimSun" w:hAnsi="SimSun" w:eastAsia="SimSun" w:cs="SimSun"/>
         </w:rPr>
         <w:t>个不同浓度</w:t>
       </w:r>
       <w:r>
         <w:rPr>
           <w:rStyle w:val="VerbatimChar"/>
-          <w:rFonts w:hint="eastAsia" w:ascii="Times New Roman" w:hAnsi="Times New Roman" w:eastAsia="Times New Roman" w:cs="Times New Roman"/>
+          <w:rFonts w:ascii="SimSun" w:hAnsi="SimSun" w:eastAsia="SimSun" w:cs="SimSun"/>
         </w:rPr>
         <w:t>）</w:t>
       </w:r>
       <w:r>
         <w:rPr>
-          <w:rFonts w:ascii="Times New Roman" w:hAnsi="Times New Roman" w:eastAsia="Times New Roman" w:cs="Times New Roman"/>
+          <w:rFonts w:ascii="SimSun" w:hAnsi="SimSun" w:eastAsia="SimSun" w:cs="SimSun"/>
         </w:rPr>
         <w:br/>
       </w:r>
       <w:r>
         <w:rPr>
           <w:rStyle w:val="VerbatimChar"/>
-          <w:rFonts w:ascii="Times New Roman" w:hAnsi="Times New Roman" w:eastAsia="Times New Roman" w:cs="Times New Roman"/>
+          <w:rFonts w:ascii="SimSun" w:hAnsi="SimSun" w:eastAsia="SimSun" w:cs="SimSun"/>
         </w:rPr>
         <w:t xml:space="preserve">② </w:t>
       </w:r>
       <w:r>
         <w:rPr>
           <w:rStyle w:val="VerbatimChar"/>
-          <w:rFonts w:hint="eastAsia" w:ascii="Times New Roman" w:hAnsi="Times New Roman" w:eastAsia="FangSong" w:cs="Times New Roman"/>
+          <w:rFonts w:ascii="SimSun" w:hAnsi="SimSun" w:eastAsia="SimSun" w:cs="SimSun"/>
         </w:rPr>
         <w:t xml:space="preserve">在</w:t>
       </w:r>
       <w:r>
         <w:rPr>
           <w:rStyle w:val="VerbatimChar"/>
-          <w:rFonts w:ascii="Times New Roman" w:hAnsi="Times New Roman" w:eastAsia="Times New Roman" w:cs="Times New Roman"/>
+          <w:rFonts w:ascii="SimSun" w:hAnsi="SimSun" w:eastAsia="SimSun" w:cs="SimSun"/>
         </w:rPr>
         <w:t xml:space="preserve"> λ_max </w:t>
       </w:r>
       <w:r>
         <w:rPr>
           <w:rStyle w:val="VerbatimChar"/>
-          <w:rFonts w:hint="eastAsia" w:ascii="Times New Roman" w:hAnsi="Times New Roman" w:eastAsia="FangSong" w:cs="Times New Roman"/>
+          <w:rFonts w:ascii="SimSun" w:hAnsi="SimSun" w:eastAsia="SimSun" w:cs="SimSun"/>
         </w:rPr>
         <w:t xml:space="preserve">处测定各标准溶液的</w:t>
       </w:r>
       <w:r>
         <w:rPr>
           <w:rStyle w:val="VerbatimChar"/>
-          <w:rFonts w:ascii="Times New Roman" w:hAnsi="Times New Roman" w:eastAsia="Times New Roman" w:cs="Times New Roman"/>
+          <w:rFonts w:ascii="SimSun" w:hAnsi="SimSun" w:eastAsia="SimSun" w:cs="SimSun"/>
         </w:rPr>
         <w:t xml:space="preserve"> A</w:t>
       </w:r>
       <w:r>
         <w:rPr>
-          <w:rFonts w:ascii="Times New Roman" w:hAnsi="Times New Roman" w:eastAsia="Times New Roman" w:cs="Times New Roman"/>
+          <w:rFonts w:ascii="SimSun" w:hAnsi="SimSun" w:eastAsia="SimSun" w:cs="SimSun"/>
         </w:rPr>
         <w:br/>
       </w:r>
       <w:r>
         <w:rPr>
           <w:rStyle w:val="VerbatimChar"/>
-          <w:rFonts w:ascii="Times New Roman" w:hAnsi="Times New Roman" w:eastAsia="Times New Roman" w:cs="Times New Roman"/>
+          <w:rFonts w:ascii="SimSun" w:hAnsi="SimSun" w:eastAsia="SimSun" w:cs="SimSun"/>
         </w:rPr>
         <w:t xml:space="preserve">③ </w:t>
       </w:r>
       <w:r>
         <w:rPr>
           <w:rStyle w:val="VerbatimChar"/>
-          <w:rFonts w:hint="eastAsia" w:ascii="Times New Roman" w:hAnsi="Times New Roman" w:eastAsia="FangSong" w:cs="Times New Roman"/>
+          <w:rFonts w:ascii="SimSun" w:hAnsi="SimSun" w:eastAsia="SimSun" w:cs="SimSun"/>
         </w:rPr>
         <w:t xml:space="preserve">以</w:t>
       </w:r>
       <w:r>
         <w:rPr>
           <w:rStyle w:val="VerbatimChar"/>
-          <w:rFonts w:ascii="Times New Roman" w:hAnsi="Times New Roman" w:eastAsia="Times New Roman" w:cs="Times New Roman"/>
+          <w:rFonts w:ascii="SimSun" w:hAnsi="SimSun" w:eastAsia="SimSun" w:cs="SimSun"/>
         </w:rPr>
         <w:t xml:space="preserve"> A </w:t>
       </w:r>
       <w:r>
         <w:rPr>
           <w:rStyle w:val="VerbatimChar"/>
-          <w:rFonts w:hint="eastAsia" w:ascii="Times New Roman" w:hAnsi="Times New Roman" w:eastAsia="FangSong" w:cs="Times New Roman"/>
+          <w:rFonts w:ascii="SimSun" w:hAnsi="SimSun" w:eastAsia="SimSun" w:cs="SimSun"/>
         </w:rPr>
         <w:t>为纵坐标</w:t>
       </w:r>
       <w:r>
         <w:rPr>
           <w:rStyle w:val="VerbatimChar"/>
-          <w:rFonts w:hint="eastAsia" w:ascii="Times New Roman" w:hAnsi="Times New Roman" w:eastAsia="Times New Roman" w:cs="Times New Roman"/>
+          <w:rFonts w:ascii="SimSun" w:hAnsi="SimSun" w:eastAsia="SimSun" w:cs="SimSun"/>
         </w:rPr>
         <w:t>、c</w:t>
       </w:r>
       <w:r>
         <w:rPr>
           <w:rStyle w:val="VerbatimChar"/>
-          <w:rFonts w:ascii="Times New Roman" w:hAnsi="Times New Roman" w:eastAsia="Times New Roman" w:cs="Times New Roman"/>
+          <w:rFonts w:ascii="SimSun" w:hAnsi="SimSun" w:eastAsia="SimSun" w:cs="SimSun"/>
         </w:rPr>
         <w:t xml:space="preserve"> </w:t>
       </w:r>
       <w:r>
         <w:rPr>
           <w:rStyle w:val="VerbatimChar"/>
-          <w:rFonts w:hint="eastAsia" w:ascii="Times New Roman" w:hAnsi="Times New Roman" w:eastAsia="FangSong" w:cs="Times New Roman"/>
+          <w:rFonts w:ascii="SimSun" w:hAnsi="SimSun" w:eastAsia="SimSun" w:cs="SimSun"/>
         </w:rPr>
         <w:t xml:space="preserve">为横坐标作</w:t>
       </w:r>
       <w:r>
         <w:rPr>
           <w:rStyle w:val="VerbatimChar"/>
-          <w:rFonts w:ascii="Times New Roman" w:hAnsi="Times New Roman" w:eastAsia="Times New Roman" w:cs="Times New Roman"/>
+          <w:rFonts w:ascii="SimSun" w:hAnsi="SimSun" w:eastAsia="SimSun" w:cs="SimSun"/>
         </w:rPr>
         <w:t xml:space="preserve"> A-c </w:t>
       </w:r>
       <w:r>
         <w:rPr>
           <w:rStyle w:val="VerbatimChar"/>
-          <w:rFonts w:hint="eastAsia" w:ascii="Times New Roman" w:hAnsi="Times New Roman" w:eastAsia="FangSong" w:cs="Times New Roman"/>
+          <w:rFonts w:ascii="SimSun" w:hAnsi="SimSun" w:eastAsia="SimSun" w:cs="SimSun"/>
         </w:rPr>
         <w:t xml:space="preserve">标准曲线</w:t>
       </w:r>
       <w:r>
         <w:rPr>
-          <w:rFonts w:ascii="Times New Roman" w:hAnsi="Times New Roman" w:eastAsia="Times New Roman" w:cs="Times New Roman"/>
+          <w:rFonts w:ascii="SimSun" w:hAnsi="SimSun" w:eastAsia="SimSun" w:cs="SimSun"/>
         </w:rPr>
         <w:br/>
       </w:r>
       <w:r>
         <w:rPr>
           <w:rStyle w:val="VerbatimChar"/>
-          <w:rFonts w:ascii="Times New Roman" w:hAnsi="Times New Roman" w:eastAsia="Times New Roman" w:cs="Times New Roman"/>
+          <w:rFonts w:ascii="SimSun" w:hAnsi="SimSun" w:eastAsia="SimSun" w:cs="SimSun"/>
         </w:rPr>
         <w:t xml:space="preserve">④ </w:t>
       </w:r>
       <w:r>
         <w:rPr>
           <w:rStyle w:val="VerbatimChar"/>
-          <w:rFonts w:hint="eastAsia" w:ascii="Times New Roman" w:hAnsi="Times New Roman" w:eastAsia="FangSong" w:cs="Times New Roman"/>
+          <w:rFonts w:ascii="SimSun" w:hAnsi="SimSun" w:eastAsia="SimSun" w:cs="SimSun"/>
         </w:rPr>
         <w:t xml:space="preserve">测定未知样品的</w:t>
       </w:r>
       <w:r>
         <w:rPr>
           <w:rStyle w:val="VerbatimChar"/>
-          <w:rFonts w:ascii="Times New Roman" w:hAnsi="Times New Roman" w:eastAsia="Times New Roman" w:cs="Times New Roman"/>
+          <w:rFonts w:ascii="SimSun" w:hAnsi="SimSun" w:eastAsia="SimSun" w:cs="SimSun"/>
         </w:rPr>
         <w:t xml:space="preserve"> A</w:t>
       </w:r>
       <w:r>
         <w:rPr>
-          <w:rFonts w:ascii="Times New Roman" w:hAnsi="Times New Roman" w:eastAsia="Times New Roman" w:cs="Times New Roman"/>
+          <w:rFonts w:ascii="SimSun" w:hAnsi="SimSun" w:eastAsia="SimSun" w:cs="SimSun"/>
         </w:rPr>
         <w:br/>
       </w:r>
       <w:r>
         <w:rPr>
           <w:rStyle w:val="VerbatimChar"/>
-          <w:rFonts w:ascii="Times New Roman" w:hAnsi="Times New Roman" w:eastAsia="Times New Roman" w:cs="Times New Roman"/>
+          <w:rFonts w:ascii="SimSun" w:hAnsi="SimSun" w:eastAsia="SimSun" w:cs="SimSun"/>
         </w:rPr>
         <w:t xml:space="preserve">⑤ </w:t>
       </w:r>
       <w:r>
         <w:rPr>
           <w:rStyle w:val="VerbatimChar"/>
-          <w:rFonts w:hint="eastAsia" w:ascii="Times New Roman" w:hAnsi="Times New Roman" w:eastAsia="FangSong" w:cs="Times New Roman"/>
+          <w:rFonts w:ascii="SimSun" w:hAnsi="SimSun" w:eastAsia="SimSun" w:cs="SimSun"/>
         </w:rPr>
         <w:t xml:space="preserve">在标准曲线上查得浓度</w:t>
       </w:r>
       <w:r>
         <w:rPr>
           <w:rStyle w:val="VerbatimChar"/>
-          <w:rFonts w:ascii="Times New Roman" w:hAnsi="Times New Roman" w:eastAsia="Times New Roman" w:cs="Times New Roman"/>
+          <w:rFonts w:ascii="SimSun" w:hAnsi="SimSun" w:eastAsia="SimSun" w:cs="SimSun"/>
         </w:rPr>
         <w:t xml:space="preserve"> c</w:t>
       </w:r>
@@ -14771,209 +14771,209 @@
       <w:r>
         <w:rPr>
           <w:rStyle w:val="VerbatimChar"/>
-          <w:rFonts w:hint="eastAsia" w:ascii="Times New Roman" w:hAnsi="Times New Roman" w:eastAsia="FangSong" w:cs="Times New Roman"/>
+          <w:rFonts w:ascii="SimSun" w:hAnsi="SimSun" w:eastAsia="SimSun" w:cs="SimSun"/>
         </w:rPr>
         <w:t xml:space="preserve">配标准系列</w:t>
       </w:r>
       <w:r>
         <w:rPr>
           <w:rStyle w:val="VerbatimChar"/>
-          <w:rFonts w:ascii="Times New Roman" w:hAnsi="Times New Roman" w:eastAsia="Times New Roman" w:cs="Times New Roman"/>
+          <w:rFonts w:ascii="SimSun" w:hAnsi="SimSun" w:eastAsia="SimSun" w:cs="SimSun"/>
         </w:rPr>
         <w:t xml:space="preserve"> → </w:t>
       </w:r>
       <w:r>
         <w:rPr>
           <w:rStyle w:val="VerbatimChar"/>
-          <w:rFonts w:hint="eastAsia" w:ascii="Times New Roman" w:hAnsi="Times New Roman" w:eastAsia="FangSong" w:cs="Times New Roman"/>
+          <w:rFonts w:ascii="SimSun" w:hAnsi="SimSun" w:eastAsia="SimSun" w:cs="SimSun"/>
         </w:rPr>
         <w:t xml:space="preserve">选</w:t>
       </w:r>
       <w:r>
         <w:rPr>
           <w:rStyle w:val="VerbatimChar"/>
-          <w:rFonts w:ascii="Times New Roman" w:hAnsi="Times New Roman" w:eastAsia="Times New Roman" w:cs="Times New Roman"/>
+          <w:rFonts w:ascii="SimSun" w:hAnsi="SimSun" w:eastAsia="SimSun" w:cs="SimSun"/>
         </w:rPr>
         <w:t xml:space="preserve"> λ_max → </w:t>
       </w:r>
       <w:r>
         <w:rPr>
           <w:rStyle w:val="VerbatimChar"/>
-          <w:rFonts w:hint="eastAsia" w:ascii="Times New Roman" w:hAnsi="Times New Roman" w:eastAsia="FangSong" w:cs="Times New Roman"/>
+          <w:rFonts w:ascii="SimSun" w:hAnsi="SimSun" w:eastAsia="SimSun" w:cs="SimSun"/>
         </w:rPr>
         <w:t xml:space="preserve">测</w:t>
       </w:r>
       <w:r>
         <w:rPr>
           <w:rStyle w:val="VerbatimChar"/>
-          <w:rFonts w:ascii="Times New Roman" w:hAnsi="Times New Roman" w:eastAsia="Times New Roman" w:cs="Times New Roman"/>
+          <w:rFonts w:ascii="SimSun" w:hAnsi="SimSun" w:eastAsia="SimSun" w:cs="SimSun"/>
         </w:rPr>
         <w:t xml:space="preserve"> A → </w:t>
       </w:r>
       <w:r>
         <w:rPr>
           <w:rStyle w:val="VerbatimChar"/>
-          <w:rFonts w:hint="eastAsia" w:ascii="Times New Roman" w:hAnsi="Times New Roman" w:eastAsia="FangSong" w:cs="Times New Roman"/>
+          <w:rFonts w:ascii="SimSun" w:hAnsi="SimSun" w:eastAsia="SimSun" w:cs="SimSun"/>
         </w:rPr>
         <w:t xml:space="preserve">画</w:t>
       </w:r>
       <w:r>
         <w:rPr>
           <w:rStyle w:val="VerbatimChar"/>
-          <w:rFonts w:ascii="Times New Roman" w:hAnsi="Times New Roman" w:eastAsia="Times New Roman" w:cs="Times New Roman"/>
+          <w:rFonts w:ascii="SimSun" w:hAnsi="SimSun" w:eastAsia="SimSun" w:cs="SimSun"/>
         </w:rPr>
         <w:t xml:space="preserve"> A-c </w:t>
       </w:r>
       <w:r>
         <w:rPr>
           <w:rStyle w:val="VerbatimChar"/>
-          <w:rFonts w:hint="eastAsia" w:ascii="Times New Roman" w:hAnsi="Times New Roman" w:eastAsia="FangSong" w:cs="Times New Roman"/>
+          <w:rFonts w:ascii="SimSun" w:hAnsi="SimSun" w:eastAsia="SimSun" w:cs="SimSun"/>
         </w:rPr>
         <w:t xml:space="preserve">曲线</w:t>
       </w:r>
       <w:r>
         <w:rPr>
           <w:rStyle w:val="VerbatimChar"/>
-          <w:rFonts w:ascii="Times New Roman" w:hAnsi="Times New Roman" w:eastAsia="Times New Roman" w:cs="Times New Roman"/>
+          <w:rFonts w:ascii="SimSun" w:hAnsi="SimSun" w:eastAsia="SimSun" w:cs="SimSun"/>
         </w:rPr>
         <w:t xml:space="preserve"> → </w:t>
       </w:r>
       <w:r>
         <w:rPr>
           <w:rStyle w:val="VerbatimChar"/>
-          <w:rFonts w:hint="eastAsia" w:ascii="Times New Roman" w:hAnsi="Times New Roman" w:eastAsia="FangSong" w:cs="Times New Roman"/>
+          <w:rFonts w:ascii="SimSun" w:hAnsi="SimSun" w:eastAsia="SimSun" w:cs="SimSun"/>
         </w:rPr>
         <w:t xml:space="preserve">测样品</w:t>
       </w:r>
       <w:r>
         <w:rPr>
           <w:rStyle w:val="VerbatimChar"/>
-          <w:rFonts w:ascii="Times New Roman" w:hAnsi="Times New Roman" w:eastAsia="Times New Roman" w:cs="Times New Roman"/>
+          <w:rFonts w:ascii="SimSun" w:hAnsi="SimSun" w:eastAsia="SimSun" w:cs="SimSun"/>
         </w:rPr>
         <w:t xml:space="preserve"> A → </w:t>
       </w:r>
       <w:r>
         <w:rPr>
           <w:rStyle w:val="VerbatimChar"/>
-          <w:rFonts w:hint="eastAsia" w:ascii="Times New Roman" w:hAnsi="Times New Roman" w:eastAsia="FangSong" w:cs="Times New Roman"/>
+          <w:rFonts w:ascii="SimSun" w:hAnsi="SimSun" w:eastAsia="SimSun" w:cs="SimSun"/>
         </w:rPr>
         <w:t xml:space="preserve">查浓度</w:t>
       </w:r>
       <w:r>
         <w:rPr>
-          <w:rFonts w:ascii="Times New Roman" w:hAnsi="Times New Roman" w:eastAsia="Times New Roman" w:cs="Times New Roman"/>
+          <w:rFonts w:ascii="SimSun" w:hAnsi="SimSun" w:eastAsia="SimSun" w:cs="SimSun"/>
         </w:rPr>
         <w:br/>
       </w:r>
       <w:r>
         <w:rPr>
           <w:rStyle w:val="VerbatimChar"/>
-          <w:rFonts w:ascii="Times New Roman" w:hAnsi="Times New Roman" w:eastAsia="Times New Roman" w:cs="Times New Roman"/>
+          <w:rFonts w:ascii="SimSun" w:hAnsi="SimSun" w:eastAsia="SimSun" w:cs="SimSun"/>
         </w:rPr>
         <w:t xml:space="preserve">   </w:t>
       </w:r>
       <w:r>
         <w:rPr>
           <w:rStyle w:val="VerbatimChar"/>
-          <w:rFonts w:hint="eastAsia" w:ascii="Times New Roman" w:hAnsi="Times New Roman" w:eastAsia="Times New Roman" w:cs="Times New Roman"/>
+          <w:rFonts w:ascii="SimSun" w:hAnsi="SimSun" w:eastAsia="SimSun" w:cs="SimSun"/>
         </w:rPr>
         <w:t>(4-6</w:t>
       </w:r>
       <w:r>
         <w:rPr>
           <w:rStyle w:val="VerbatimChar"/>
-          <w:rFonts w:hint="eastAsia" w:ascii="Times New Roman" w:hAnsi="Times New Roman" w:eastAsia="FangSong" w:cs="Times New Roman"/>
+          <w:rFonts w:ascii="SimSun" w:hAnsi="SimSun" w:eastAsia="SimSun" w:cs="SimSun"/>
         </w:rPr>
         <w:t>个</w:t>
       </w:r>
       <w:r>
         <w:rPr>
           <w:rStyle w:val="VerbatimChar"/>
-          <w:rFonts w:hint="eastAsia" w:ascii="Times New Roman" w:hAnsi="Times New Roman" w:eastAsia="Times New Roman" w:cs="Times New Roman"/>
+          <w:rFonts w:ascii="SimSun" w:hAnsi="SimSun" w:eastAsia="SimSun" w:cs="SimSun"/>
         </w:rPr>
         <w:t>)</w:t>
       </w:r>
       <w:r>
         <w:rPr>
           <w:rStyle w:val="VerbatimChar"/>
-          <w:rFonts w:ascii="Times New Roman" w:hAnsi="Times New Roman" w:eastAsia="Times New Roman" w:cs="Times New Roman"/>
+          <w:rFonts w:ascii="SimSun" w:hAnsi="SimSun" w:eastAsia="SimSun" w:cs="SimSun"/>
         </w:rPr>
         <w:t xml:space="preserve">       </w:t>
       </w:r>
       <w:r>
         <w:rPr>
           <w:rStyle w:val="VerbatimChar"/>
-          <w:rFonts w:hint="eastAsia" w:ascii="Times New Roman" w:hAnsi="Times New Roman" w:eastAsia="Times New Roman" w:cs="Times New Roman"/>
+          <w:rFonts w:ascii="SimSun" w:hAnsi="SimSun" w:eastAsia="SimSun" w:cs="SimSun"/>
         </w:rPr>
         <w:t>(</w:t>
       </w:r>
       <w:r>
         <w:rPr>
           <w:rStyle w:val="VerbatimChar"/>
-          <w:rFonts w:hint="eastAsia" w:ascii="Times New Roman" w:hAnsi="Times New Roman" w:eastAsia="FangSong" w:cs="Times New Roman"/>
+          <w:rFonts w:ascii="SimSun" w:hAnsi="SimSun" w:eastAsia="SimSun" w:cs="SimSun"/>
         </w:rPr>
         <w:t>灵敏度</w:t>
       </w:r>
       <w:r>
         <w:rPr>
           <w:rStyle w:val="VerbatimChar"/>
-          <w:rFonts w:hint="eastAsia" w:ascii="Times New Roman" w:hAnsi="Times New Roman" w:eastAsia="Times New Roman" w:cs="Times New Roman"/>
+          <w:rFonts w:ascii="SimSun" w:hAnsi="SimSun" w:eastAsia="SimSun" w:cs="SimSun"/>
         </w:rPr>
         <w:t>)</w:t>
       </w:r>
       <w:r>
         <w:rPr>
           <w:rStyle w:val="VerbatimChar"/>
-          <w:rFonts w:ascii="Times New Roman" w:hAnsi="Times New Roman" w:eastAsia="Times New Roman" w:cs="Times New Roman"/>
+          <w:rFonts w:ascii="SimSun" w:hAnsi="SimSun" w:eastAsia="SimSun" w:cs="SimSun"/>
         </w:rPr>
         <w:t xml:space="preserve">   (0.2-0.8)        </w:t>
       </w:r>
       <w:r>
         <w:rPr>
           <w:rStyle w:val="VerbatimChar"/>
-          <w:rFonts w:hint="eastAsia" w:ascii="Times New Roman" w:hAnsi="Times New Roman" w:eastAsia="Times New Roman" w:cs="Times New Roman"/>
+          <w:rFonts w:ascii="SimSun" w:hAnsi="SimSun" w:eastAsia="SimSun" w:cs="SimSun"/>
         </w:rPr>
         <w:t>(</w:t>
       </w:r>
       <w:r>
         <w:rPr>
           <w:rStyle w:val="VerbatimChar"/>
-          <w:rFonts w:hint="eastAsia" w:ascii="Times New Roman" w:hAnsi="Times New Roman" w:eastAsia="FangSong" w:cs="Times New Roman"/>
+          <w:rFonts w:ascii="SimSun" w:hAnsi="SimSun" w:eastAsia="SimSun" w:cs="SimSun"/>
         </w:rPr>
         <w:t>线性范围</w:t>
       </w:r>
       <w:r>
         <w:rPr>
           <w:rStyle w:val="VerbatimChar"/>
-          <w:rFonts w:hint="eastAsia" w:ascii="Times New Roman" w:hAnsi="Times New Roman" w:eastAsia="Times New Roman" w:cs="Times New Roman"/>
+          <w:rFonts w:ascii="SimSun" w:hAnsi="SimSun" w:eastAsia="SimSun" w:cs="SimSun"/>
         </w:rPr>
         <w:t>)</w:t>
       </w:r>
       <w:r>
         <w:rPr>
           <w:rStyle w:val="VerbatimChar"/>
-          <w:rFonts w:ascii="Times New Roman" w:hAnsi="Times New Roman" w:eastAsia="Times New Roman" w:cs="Times New Roman"/>
+          <w:rFonts w:ascii="SimSun" w:hAnsi="SimSun" w:eastAsia="SimSun" w:cs="SimSun"/>
         </w:rPr>
         <w:t xml:space="preserve">   </w:t>
       </w:r>
       <w:r>
         <w:rPr>
           <w:rStyle w:val="VerbatimChar"/>
-          <w:rFonts w:hint="eastAsia" w:ascii="Times New Roman" w:hAnsi="Times New Roman" w:eastAsia="Times New Roman" w:cs="Times New Roman"/>
+          <w:rFonts w:ascii="SimSun" w:hAnsi="SimSun" w:eastAsia="SimSun" w:cs="SimSun"/>
         </w:rPr>
         <w:t>(</w:t>
       </w:r>
       <w:r>
         <w:rPr>
           <w:rStyle w:val="VerbatimChar"/>
-          <w:rFonts w:hint="eastAsia" w:ascii="Times New Roman" w:hAnsi="Times New Roman" w:eastAsia="FangSong" w:cs="Times New Roman"/>
+          <w:rFonts w:ascii="SimSun" w:hAnsi="SimSun" w:eastAsia="SimSun" w:cs="SimSun"/>
         </w:rPr>
         <w:t>相同显色条件</w:t>
       </w:r>
       <w:r>
         <w:rPr>
           <w:rStyle w:val="VerbatimChar"/>
-          <w:rFonts w:hint="eastAsia" w:ascii="Times New Roman" w:hAnsi="Times New Roman" w:eastAsia="Times New Roman" w:cs="Times New Roman"/>
+          <w:rFonts w:ascii="SimSun" w:hAnsi="SimSun" w:eastAsia="SimSun" w:cs="SimSun"/>
         </w:rPr>
         <w:t>)</w:t>
       </w:r>
@@ -23714,7 +23714,7 @@
     <ns0:name ns0:val="Verbatim Char"/>
     <ns0:basedOn ns0:val="BodyTextChar"/>
     <ns0:rPr>
-      <ns0:rFonts ns0:ascii="Times New Roman" ns0:cs="Times New Roman" ns0:eastAsia="FangSong" ns0:hAnsi="Times New Roman"/>
+      <ns0:rFonts ns0:ascii="SimSun" ns0:hAnsi="SimSun" ns0:eastAsia="SimSun" ns0:cs="SimSun"/>
       <ns0:b ns0:val="0"/>
       <ns0:sz ns0:val="20"/>
     </ns0:rPr>
@@ -23784,7 +23784,7 @@
       <w:wordWrap w:val="off"/>
     </w:pPr>
     <ns0:rPr>
-      <w:rFonts ns0:ascii="Times New Roman" ns0:hAnsi="Times New Roman" ns0:eastAsia="FangSong" ns0:cs="Times New Roman"/>
+      <w:rFonts w:ascii="SimSun" w:hAnsi="SimSun" w:eastAsia="SimSun" w:cs="SimSun"/>
     </ns0:rPr>
   </w:style>
   <w:style w:type="character" w:customStyle="1" w:styleId="KeywordTok">

--- a/06-学生侧材料/讲义/元素与分析/分光光度法-超级充实版（自学完整）.docx
+++ b/06-学生侧材料/讲义/元素与分析/分光光度法-超级充实版（自学完整）.docx
@@ -8897,211 +8897,171 @@
     </w:p>
     <w:p>
       <w:pPr>
-        <w:pStyle w:val="SourceCode"/>
-      </w:pPr>
-      <w:r>
-        <w:rPr>
-          <w:rStyle w:val="VerbatimChar"/>
-          <w:rFonts w:ascii="SimSun" w:hAnsi="SimSun" w:eastAsia="SimSun" w:cs="SimSun"/>
-        </w:rPr>
-        <w:t xml:space="preserve">① </w:t>
-      </w:r>
-      <w:r>
-        <w:rPr>
-          <w:rStyle w:val="VerbatimChar"/>
-          <w:rFonts w:ascii="SimSun" w:hAnsi="SimSun" w:eastAsia="SimSun" w:cs="SimSun"/>
+        <w:pStyle w:val="Compact"/>
+        <w:numPr>
+          <w:ilvl w:val="0"/>
+          <w:numId w:val="1005"/>
+        </w:numPr>
+      </w:pPr>
+      <w:r>
+        <w:rPr>
+          <w:rFonts w:hint="eastAsia" w:ascii="Times New Roman" w:hAnsi="Times New Roman" w:eastAsia="FangSong" w:cs="Times New Roman"/>
         </w:rPr>
         <w:t>配制系列标准溶液</w:t>
       </w:r>
       <w:r>
         <w:rPr>
-          <w:rStyle w:val="VerbatimChar"/>
-          <w:rFonts w:ascii="SimSun" w:hAnsi="SimSun" w:eastAsia="SimSun" w:cs="SimSun"/>
+          <w:rFonts w:hint="eastAsia" w:ascii="Times New Roman" w:hAnsi="Times New Roman" w:eastAsia="Times New Roman" w:cs="Times New Roman"/>
         </w:rPr>
         <w:t>（4~6</w:t>
       </w:r>
       <w:r>
         <w:rPr>
-          <w:rStyle w:val="VerbatimChar"/>
-          <w:rFonts w:ascii="SimSun" w:hAnsi="SimSun" w:eastAsia="SimSun" w:cs="SimSun"/>
+          <w:rFonts w:ascii="Times New Roman" w:hAnsi="Times New Roman" w:eastAsia="Times New Roman" w:cs="Times New Roman"/>
         </w:rPr>
         <w:t xml:space="preserve"> </w:t>
       </w:r>
       <w:r>
         <w:rPr>
-          <w:rStyle w:val="VerbatimChar"/>
-          <w:rFonts w:ascii="SimSun" w:hAnsi="SimSun" w:eastAsia="SimSun" w:cs="SimSun"/>
+          <w:rFonts w:hint="eastAsia" w:ascii="Times New Roman" w:hAnsi="Times New Roman" w:eastAsia="FangSong" w:cs="Times New Roman"/>
         </w:rPr>
         <w:t>个不同浓度</w:t>
       </w:r>
       <w:r>
         <w:rPr>
-          <w:rStyle w:val="VerbatimChar"/>
-          <w:rFonts w:ascii="SimSun" w:hAnsi="SimSun" w:eastAsia="SimSun" w:cs="SimSun"/>
+          <w:rFonts w:hint="eastAsia" w:ascii="Times New Roman" w:hAnsi="Times New Roman" w:eastAsia="Times New Roman" w:cs="Times New Roman"/>
         </w:rPr>
         <w:t>）</w:t>
       </w:r>
-      <w:r>
-        <w:rPr>
-          <w:rFonts w:ascii="SimSun" w:hAnsi="SimSun" w:eastAsia="SimSun" w:cs="SimSun"/>
-        </w:rPr>
-        <w:br/>
-      </w:r>
-      <w:r>
-        <w:rPr>
-          <w:rStyle w:val="VerbatimChar"/>
-          <w:rFonts w:ascii="SimSun" w:hAnsi="SimSun" w:eastAsia="SimSun" w:cs="SimSun"/>
-        </w:rPr>
-        <w:t xml:space="preserve">② </w:t>
-      </w:r>
-      <w:r>
-        <w:rPr>
-          <w:rStyle w:val="VerbatimChar"/>
-          <w:rFonts w:ascii="SimSun" w:hAnsi="SimSun" w:eastAsia="SimSun" w:cs="SimSun"/>
+    </w:p>
+    <w:p>
+      <w:pPr>
+        <w:pStyle w:val="Compact"/>
+        <w:numPr>
+          <w:ilvl w:val="0"/>
+          <w:numId w:val="1005"/>
+        </w:numPr>
+      </w:pPr>
+      <w:r>
+        <w:rPr>
+          <w:rFonts w:hint="eastAsia" w:ascii="Times New Roman" w:hAnsi="Times New Roman" w:eastAsia="FangSong" w:cs="Times New Roman"/>
         </w:rPr>
         <w:t xml:space="preserve">在</w:t>
       </w:r>
       <w:r>
         <w:rPr>
-          <w:rStyle w:val="VerbatimChar"/>
-          <w:rFonts w:ascii="SimSun" w:hAnsi="SimSun" w:eastAsia="SimSun" w:cs="SimSun"/>
+          <w:rFonts w:ascii="Times New Roman" w:hAnsi="Times New Roman" w:eastAsia="Times New Roman" w:cs="Times New Roman"/>
         </w:rPr>
         <w:t xml:space="preserve"> λ_max </w:t>
       </w:r>
       <w:r>
         <w:rPr>
-          <w:rStyle w:val="VerbatimChar"/>
-          <w:rFonts w:ascii="SimSun" w:hAnsi="SimSun" w:eastAsia="SimSun" w:cs="SimSun"/>
+          <w:rFonts w:hint="eastAsia" w:ascii="Times New Roman" w:hAnsi="Times New Roman" w:eastAsia="FangSong" w:cs="Times New Roman"/>
         </w:rPr>
         <w:t xml:space="preserve">处测定各标准溶液的</w:t>
       </w:r>
       <w:r>
         <w:rPr>
-          <w:rStyle w:val="VerbatimChar"/>
-          <w:rFonts w:ascii="SimSun" w:hAnsi="SimSun" w:eastAsia="SimSun" w:cs="SimSun"/>
+          <w:rFonts w:ascii="Times New Roman" w:hAnsi="Times New Roman" w:eastAsia="Times New Roman" w:cs="Times New Roman"/>
         </w:rPr>
         <w:t xml:space="preserve"> A</w:t>
       </w:r>
-      <w:r>
-        <w:rPr>
-          <w:rFonts w:ascii="SimSun" w:hAnsi="SimSun" w:eastAsia="SimSun" w:cs="SimSun"/>
-        </w:rPr>
-        <w:br/>
-      </w:r>
-      <w:r>
-        <w:rPr>
-          <w:rStyle w:val="VerbatimChar"/>
-          <w:rFonts w:ascii="SimSun" w:hAnsi="SimSun" w:eastAsia="SimSun" w:cs="SimSun"/>
-        </w:rPr>
-        <w:t xml:space="preserve">③ </w:t>
-      </w:r>
-      <w:r>
-        <w:rPr>
-          <w:rStyle w:val="VerbatimChar"/>
-          <w:rFonts w:ascii="SimSun" w:hAnsi="SimSun" w:eastAsia="SimSun" w:cs="SimSun"/>
+    </w:p>
+    <w:p>
+      <w:pPr>
+        <w:pStyle w:val="Compact"/>
+        <w:numPr>
+          <w:ilvl w:val="0"/>
+          <w:numId w:val="1005"/>
+        </w:numPr>
+      </w:pPr>
+      <w:r>
+        <w:rPr>
+          <w:rFonts w:hint="eastAsia" w:ascii="Times New Roman" w:hAnsi="Times New Roman" w:eastAsia="FangSong" w:cs="Times New Roman"/>
         </w:rPr>
         <w:t xml:space="preserve">以</w:t>
       </w:r>
       <w:r>
         <w:rPr>
-          <w:rStyle w:val="VerbatimChar"/>
-          <w:rFonts w:ascii="SimSun" w:hAnsi="SimSun" w:eastAsia="SimSun" w:cs="SimSun"/>
+          <w:rFonts w:ascii="Times New Roman" w:hAnsi="Times New Roman" w:eastAsia="Times New Roman" w:cs="Times New Roman"/>
         </w:rPr>
         <w:t xml:space="preserve"> A </w:t>
       </w:r>
       <w:r>
         <w:rPr>
-          <w:rStyle w:val="VerbatimChar"/>
-          <w:rFonts w:ascii="SimSun" w:hAnsi="SimSun" w:eastAsia="SimSun" w:cs="SimSun"/>
+          <w:rFonts w:hint="eastAsia" w:ascii="Times New Roman" w:hAnsi="Times New Roman" w:eastAsia="FangSong" w:cs="Times New Roman"/>
         </w:rPr>
         <w:t>为纵坐标</w:t>
       </w:r>
       <w:r>
         <w:rPr>
-          <w:rStyle w:val="VerbatimChar"/>
-          <w:rFonts w:ascii="SimSun" w:hAnsi="SimSun" w:eastAsia="SimSun" w:cs="SimSun"/>
+          <w:rFonts w:hint="eastAsia" w:ascii="Times New Roman" w:hAnsi="Times New Roman" w:eastAsia="Times New Roman" w:cs="Times New Roman"/>
         </w:rPr>
         <w:t>、c</w:t>
       </w:r>
       <w:r>
         <w:rPr>
-          <w:rStyle w:val="VerbatimChar"/>
-          <w:rFonts w:ascii="SimSun" w:hAnsi="SimSun" w:eastAsia="SimSun" w:cs="SimSun"/>
+          <w:rFonts w:ascii="Times New Roman" w:hAnsi="Times New Roman" w:eastAsia="Times New Roman" w:cs="Times New Roman"/>
         </w:rPr>
         <w:t xml:space="preserve"> </w:t>
       </w:r>
       <w:r>
         <w:rPr>
-          <w:rStyle w:val="VerbatimChar"/>
-          <w:rFonts w:ascii="SimSun" w:hAnsi="SimSun" w:eastAsia="SimSun" w:cs="SimSun"/>
+          <w:rFonts w:hint="eastAsia" w:ascii="Times New Roman" w:hAnsi="Times New Roman" w:eastAsia="FangSong" w:cs="Times New Roman"/>
         </w:rPr>
         <w:t xml:space="preserve">为横坐标作</w:t>
       </w:r>
       <w:r>
         <w:rPr>
-          <w:rStyle w:val="VerbatimChar"/>
-          <w:rFonts w:ascii="SimSun" w:hAnsi="SimSun" w:eastAsia="SimSun" w:cs="SimSun"/>
+          <w:rFonts w:ascii="Times New Roman" w:hAnsi="Times New Roman" w:eastAsia="Times New Roman" w:cs="Times New Roman"/>
         </w:rPr>
         <w:t xml:space="preserve"> A-c </w:t>
       </w:r>
       <w:r>
         <w:rPr>
-          <w:rStyle w:val="VerbatimChar"/>
-          <w:rFonts w:ascii="SimSun" w:hAnsi="SimSun" w:eastAsia="SimSun" w:cs="SimSun"/>
+          <w:rFonts w:hint="eastAsia" w:ascii="Times New Roman" w:hAnsi="Times New Roman" w:eastAsia="FangSong" w:cs="Times New Roman"/>
         </w:rPr>
         <w:t xml:space="preserve">标准曲线</w:t>
       </w:r>
-      <w:r>
-        <w:rPr>
-          <w:rFonts w:ascii="SimSun" w:hAnsi="SimSun" w:eastAsia="SimSun" w:cs="SimSun"/>
-        </w:rPr>
-        <w:br/>
-      </w:r>
-      <w:r>
-        <w:rPr>
-          <w:rStyle w:val="VerbatimChar"/>
-          <w:rFonts w:ascii="SimSun" w:hAnsi="SimSun" w:eastAsia="SimSun" w:cs="SimSun"/>
-        </w:rPr>
-        <w:t xml:space="preserve">④ </w:t>
-      </w:r>
-      <w:r>
-        <w:rPr>
-          <w:rStyle w:val="VerbatimChar"/>
-          <w:rFonts w:ascii="SimSun" w:hAnsi="SimSun" w:eastAsia="SimSun" w:cs="SimSun"/>
+    </w:p>
+    <w:p>
+      <w:pPr>
+        <w:pStyle w:val="Compact"/>
+        <w:numPr>
+          <w:ilvl w:val="0"/>
+          <w:numId w:val="1005"/>
+        </w:numPr>
+      </w:pPr>
+      <w:r>
+        <w:rPr>
+          <w:rFonts w:hint="eastAsia" w:ascii="Times New Roman" w:hAnsi="Times New Roman" w:eastAsia="FangSong" w:cs="Times New Roman"/>
         </w:rPr>
         <w:t xml:space="preserve">测定未知样品的</w:t>
       </w:r>
       <w:r>
         <w:rPr>
-          <w:rStyle w:val="VerbatimChar"/>
-          <w:rFonts w:ascii="SimSun" w:hAnsi="SimSun" w:eastAsia="SimSun" w:cs="SimSun"/>
+          <w:rFonts w:ascii="Times New Roman" w:hAnsi="Times New Roman" w:eastAsia="Times New Roman" w:cs="Times New Roman"/>
         </w:rPr>
         <w:t xml:space="preserve"> A</w:t>
       </w:r>
-      <w:r>
-        <w:rPr>
-          <w:rFonts w:ascii="SimSun" w:hAnsi="SimSun" w:eastAsia="SimSun" w:cs="SimSun"/>
-        </w:rPr>
-        <w:br/>
-      </w:r>
-      <w:r>
-        <w:rPr>
-          <w:rStyle w:val="VerbatimChar"/>
-          <w:rFonts w:ascii="SimSun" w:hAnsi="SimSun" w:eastAsia="SimSun" w:cs="SimSun"/>
-        </w:rPr>
-        <w:t xml:space="preserve">⑤ </w:t>
-      </w:r>
-      <w:r>
-        <w:rPr>
-          <w:rStyle w:val="VerbatimChar"/>
-          <w:rFonts w:ascii="SimSun" w:hAnsi="SimSun" w:eastAsia="SimSun" w:cs="SimSun"/>
+    </w:p>
+    <w:p>
+      <w:pPr>
+        <w:pStyle w:val="Compact"/>
+        <w:numPr>
+          <w:ilvl w:val="0"/>
+          <w:numId w:val="1005"/>
+        </w:numPr>
+      </w:pPr>
+      <w:r>
+        <w:rPr>
+          <w:rFonts w:hint="eastAsia" w:ascii="Times New Roman" w:hAnsi="Times New Roman" w:eastAsia="FangSong" w:cs="Times New Roman"/>
         </w:rPr>
         <w:t xml:space="preserve">在标准曲线上查得浓度</w:t>
       </w:r>
       <w:r>
         <w:rPr>
-          <w:rStyle w:val="VerbatimChar"/>
-          <w:rFonts w:ascii="SimSun" w:hAnsi="SimSun" w:eastAsia="SimSun" w:cs="SimSun"/>
+          <w:rFonts w:ascii="Times New Roman" w:hAnsi="Times New Roman" w:eastAsia="Times New Roman" w:cs="Times New Roman"/>
         </w:rPr>
         <w:t xml:space="preserve"> c</w:t>
       </w:r>
@@ -9225,7 +9185,7 @@
         <w:pStyle w:val="Compact"/>
         <w:numPr>
           <w:ilvl w:val="0"/>
-          <w:numId w:val="1005"/>
+          <w:numId w:val="1006"/>
         </w:numPr>
       </w:pPr>
       <w:r>
@@ -9272,7 +9232,7 @@
         <w:pStyle w:val="Compact"/>
         <w:numPr>
           <w:ilvl w:val="0"/>
-          <w:numId w:val="1005"/>
+          <w:numId w:val="1006"/>
         </w:numPr>
       </w:pPr>
       <w:r>
@@ -9337,7 +9297,7 @@
         <w:pStyle w:val="Compact"/>
         <w:numPr>
           <w:ilvl w:val="0"/>
-          <w:numId w:val="1005"/>
+          <w:numId w:val="1006"/>
         </w:numPr>
       </w:pPr>
       <w:r>
@@ -14771,7 +14731,7 @@
       <w:r>
         <w:rPr>
           <w:rStyle w:val="VerbatimChar"/>
-          <w:rFonts w:ascii="SimSun" w:hAnsi="SimSun" w:eastAsia="SimSun" w:cs="SimSun"/>
+          <w:rFonts w:hint="eastAsia" w:ascii="SimSun" w:hAnsi="SimSun" w:eastAsia="SimSun" w:cs="SimSun"/>
         </w:rPr>
         <w:t xml:space="preserve">配标准系列</w:t>
       </w:r>
@@ -14785,7 +14745,7 @@
       <w:r>
         <w:rPr>
           <w:rStyle w:val="VerbatimChar"/>
-          <w:rFonts w:ascii="SimSun" w:hAnsi="SimSun" w:eastAsia="SimSun" w:cs="SimSun"/>
+          <w:rFonts w:hint="eastAsia" w:ascii="SimSun" w:hAnsi="SimSun" w:eastAsia="SimSun" w:cs="SimSun"/>
         </w:rPr>
         <w:t xml:space="preserve">选</w:t>
       </w:r>
@@ -14799,7 +14759,7 @@
       <w:r>
         <w:rPr>
           <w:rStyle w:val="VerbatimChar"/>
-          <w:rFonts w:ascii="SimSun" w:hAnsi="SimSun" w:eastAsia="SimSun" w:cs="SimSun"/>
+          <w:rFonts w:hint="eastAsia" w:ascii="SimSun" w:hAnsi="SimSun" w:eastAsia="SimSun" w:cs="SimSun"/>
         </w:rPr>
         <w:t xml:space="preserve">测</w:t>
       </w:r>
@@ -14813,7 +14773,7 @@
       <w:r>
         <w:rPr>
           <w:rStyle w:val="VerbatimChar"/>
-          <w:rFonts w:ascii="SimSun" w:hAnsi="SimSun" w:eastAsia="SimSun" w:cs="SimSun"/>
+          <w:rFonts w:hint="eastAsia" w:ascii="SimSun" w:hAnsi="SimSun" w:eastAsia="SimSun" w:cs="SimSun"/>
         </w:rPr>
         <w:t xml:space="preserve">画</w:t>
       </w:r>
@@ -14827,7 +14787,7 @@
       <w:r>
         <w:rPr>
           <w:rStyle w:val="VerbatimChar"/>
-          <w:rFonts w:ascii="SimSun" w:hAnsi="SimSun" w:eastAsia="SimSun" w:cs="SimSun"/>
+          <w:rFonts w:hint="eastAsia" w:ascii="SimSun" w:hAnsi="SimSun" w:eastAsia="SimSun" w:cs="SimSun"/>
         </w:rPr>
         <w:t xml:space="preserve">曲线</w:t>
       </w:r>
@@ -14841,7 +14801,7 @@
       <w:r>
         <w:rPr>
           <w:rStyle w:val="VerbatimChar"/>
-          <w:rFonts w:ascii="SimSun" w:hAnsi="SimSun" w:eastAsia="SimSun" w:cs="SimSun"/>
+          <w:rFonts w:hint="eastAsia" w:ascii="SimSun" w:hAnsi="SimSun" w:eastAsia="SimSun" w:cs="SimSun"/>
         </w:rPr>
         <w:t xml:space="preserve">测样品</w:t>
       </w:r>
@@ -14855,7 +14815,7 @@
       <w:r>
         <w:rPr>
           <w:rStyle w:val="VerbatimChar"/>
-          <w:rFonts w:ascii="SimSun" w:hAnsi="SimSun" w:eastAsia="SimSun" w:cs="SimSun"/>
+          <w:rFonts w:hint="eastAsia" w:ascii="SimSun" w:hAnsi="SimSun" w:eastAsia="SimSun" w:cs="SimSun"/>
         </w:rPr>
         <w:t xml:space="preserve">查浓度</w:t>
       </w:r>
@@ -14875,22 +14835,78 @@
       <w:r>
         <w:rPr>
           <w:rStyle w:val="VerbatimChar"/>
-          <w:rFonts w:ascii="SimSun" w:hAnsi="SimSun" w:eastAsia="SimSun" w:cs="SimSun"/>
+          <w:rFonts w:hint="eastAsia" w:ascii="SimSun" w:hAnsi="SimSun" w:eastAsia="SimSun" w:cs="SimSun"/>
         </w:rPr>
         <w:t>(4-6</w:t>
+      </w:r>
+      <w:r>
+        <w:rPr>
+          <w:rStyle w:val="VerbatimChar"/>
+          <w:rFonts w:hint="eastAsia" w:ascii="SimSun" w:hAnsi="SimSun" w:eastAsia="SimSun" w:cs="SimSun"/>
+        </w:rPr>
+        <w:t>个</w:t>
+      </w:r>
+      <w:r>
+        <w:rPr>
+          <w:rStyle w:val="VerbatimChar"/>
+          <w:rFonts w:hint="eastAsia" w:ascii="SimSun" w:hAnsi="SimSun" w:eastAsia="SimSun" w:cs="SimSun"/>
+        </w:rPr>
+        <w:t>)</w:t>
       </w:r>
       <w:r>
         <w:rPr>
           <w:rStyle w:val="VerbatimChar"/>
           <w:rFonts w:ascii="SimSun" w:hAnsi="SimSun" w:eastAsia="SimSun" w:cs="SimSun"/>
         </w:rPr>
-        <w:t>个</w:t>
+        <w:t xml:space="preserve">       </w:t>
+      </w:r>
+      <w:r>
+        <w:rPr>
+          <w:rStyle w:val="VerbatimChar"/>
+          <w:rFonts w:hint="eastAsia" w:ascii="SimSun" w:hAnsi="SimSun" w:eastAsia="SimSun" w:cs="SimSun"/>
+        </w:rPr>
+        <w:t>(</w:t>
+      </w:r>
+      <w:r>
+        <w:rPr>
+          <w:rStyle w:val="VerbatimChar"/>
+          <w:rFonts w:hint="eastAsia" w:ascii="SimSun" w:hAnsi="SimSun" w:eastAsia="SimSun" w:cs="SimSun"/>
+        </w:rPr>
+        <w:t>灵敏度</w:t>
+      </w:r>
+      <w:r>
+        <w:rPr>
+          <w:rStyle w:val="VerbatimChar"/>
+          <w:rFonts w:hint="eastAsia" w:ascii="SimSun" w:hAnsi="SimSun" w:eastAsia="SimSun" w:cs="SimSun"/>
+        </w:rPr>
+        <w:t>)</w:t>
       </w:r>
       <w:r>
         <w:rPr>
           <w:rStyle w:val="VerbatimChar"/>
           <w:rFonts w:ascii="SimSun" w:hAnsi="SimSun" w:eastAsia="SimSun" w:cs="SimSun"/>
         </w:rPr>
+        <w:t xml:space="preserve">   (0.2-0.8)        </w:t>
+      </w:r>
+      <w:r>
+        <w:rPr>
+          <w:rStyle w:val="VerbatimChar"/>
+          <w:rFonts w:hint="eastAsia" w:ascii="SimSun" w:hAnsi="SimSun" w:eastAsia="SimSun" w:cs="SimSun"/>
+        </w:rPr>
+        <w:t>(</w:t>
+      </w:r>
+      <w:r>
+        <w:rPr>
+          <w:rStyle w:val="VerbatimChar"/>
+          <w:rFonts w:hint="eastAsia" w:ascii="SimSun" w:hAnsi="SimSun" w:eastAsia="SimSun" w:cs="SimSun"/>
+        </w:rPr>
+        <w:t>线性范围</w:t>
+      </w:r>
+      <w:r>
+        <w:rPr>
+          <w:rStyle w:val="VerbatimChar"/>
+          <w:rFonts w:hint="eastAsia" w:ascii="SimSun" w:hAnsi="SimSun" w:eastAsia="SimSun" w:cs="SimSun"/>
+        </w:rPr>
         <w:t>)</w:t>
       </w:r>
       <w:r>
@@ -14898,82 +14914,26 @@
           <w:rStyle w:val="VerbatimChar"/>
           <w:rFonts w:ascii="SimSun" w:hAnsi="SimSun" w:eastAsia="SimSun" w:cs="SimSun"/>
         </w:rPr>
-        <w:t xml:space="preserve">       </w:t>
+        <w:t xml:space="preserve">   </w:t>
       </w:r>
       <w:r>
         <w:rPr>
           <w:rStyle w:val="VerbatimChar"/>
-          <w:rFonts w:ascii="SimSun" w:hAnsi="SimSun" w:eastAsia="SimSun" w:cs="SimSun"/>
+          <w:rFonts w:hint="eastAsia" w:ascii="SimSun" w:hAnsi="SimSun" w:eastAsia="SimSun" w:cs="SimSun"/>
         </w:rPr>
         <w:t>(</w:t>
       </w:r>
       <w:r>
         <w:rPr>
           <w:rStyle w:val="VerbatimChar"/>
-          <w:rFonts w:ascii="SimSun" w:hAnsi="SimSun" w:eastAsia="SimSun" w:cs="SimSun"/>
-        </w:rPr>
-        <w:t>灵敏度</w:t>
+          <w:rFonts w:hint="eastAsia" w:ascii="SimSun" w:hAnsi="SimSun" w:eastAsia="SimSun" w:cs="SimSun"/>
+        </w:rPr>
+        <w:t>相同显色条件</w:t>
       </w:r>
       <w:r>
         <w:rPr>
           <w:rStyle w:val="VerbatimChar"/>
-          <w:rFonts w:ascii="SimSun" w:hAnsi="SimSun" w:eastAsia="SimSun" w:cs="SimSun"/>
-        </w:rPr>
-        <w:t>)</w:t>
-      </w:r>
-      <w:r>
-        <w:rPr>
-          <w:rStyle w:val="VerbatimChar"/>
-          <w:rFonts w:ascii="SimSun" w:hAnsi="SimSun" w:eastAsia="SimSun" w:cs="SimSun"/>
-        </w:rPr>
-        <w:t xml:space="preserve">   (0.2-0.8)        </w:t>
-      </w:r>
-      <w:r>
-        <w:rPr>
-          <w:rStyle w:val="VerbatimChar"/>
-          <w:rFonts w:ascii="SimSun" w:hAnsi="SimSun" w:eastAsia="SimSun" w:cs="SimSun"/>
-        </w:rPr>
-        <w:t>(</w:t>
-      </w:r>
-      <w:r>
-        <w:rPr>
-          <w:rStyle w:val="VerbatimChar"/>
-          <w:rFonts w:ascii="SimSun" w:hAnsi="SimSun" w:eastAsia="SimSun" w:cs="SimSun"/>
-        </w:rPr>
-        <w:t>线性范围</w:t>
-      </w:r>
-      <w:r>
-        <w:rPr>
-          <w:rStyle w:val="VerbatimChar"/>
-          <w:rFonts w:ascii="SimSun" w:hAnsi="SimSun" w:eastAsia="SimSun" w:cs="SimSun"/>
-        </w:rPr>
-        <w:t>)</w:t>
-      </w:r>
-      <w:r>
-        <w:rPr>
-          <w:rStyle w:val="VerbatimChar"/>
-          <w:rFonts w:ascii="SimSun" w:hAnsi="SimSun" w:eastAsia="SimSun" w:cs="SimSun"/>
-        </w:rPr>
-        <w:t xml:space="preserve">   </w:t>
-      </w:r>
-      <w:r>
-        <w:rPr>
-          <w:rStyle w:val="VerbatimChar"/>
-          <w:rFonts w:ascii="SimSun" w:hAnsi="SimSun" w:eastAsia="SimSun" w:cs="SimSun"/>
-        </w:rPr>
-        <w:t>(</w:t>
-      </w:r>
-      <w:r>
-        <w:rPr>
-          <w:rStyle w:val="VerbatimChar"/>
-          <w:rFonts w:ascii="SimSun" w:hAnsi="SimSun" w:eastAsia="SimSun" w:cs="SimSun"/>
-        </w:rPr>
-        <w:t>相同显色条件</w:t>
-      </w:r>
-      <w:r>
-        <w:rPr>
-          <w:rStyle w:val="VerbatimChar"/>
-          <w:rFonts w:ascii="SimSun" w:hAnsi="SimSun" w:eastAsia="SimSun" w:cs="SimSun"/>
+          <w:rFonts w:hint="eastAsia" w:ascii="SimSun" w:hAnsi="SimSun" w:eastAsia="SimSun" w:cs="SimSun"/>
         </w:rPr>
         <w:t>)</w:t>
       </w:r>
@@ -15359,7 +15319,7 @@
       <w:pPr>
         <w:numPr>
           <w:ilvl w:val="0"/>
-          <w:numId w:val="1006"/>
+          <w:numId w:val="1007"/>
         </w:numPr>
       </w:pPr>
       <m:oMath>
@@ -15485,7 +15445,7 @@
       <w:pPr>
         <w:numPr>
           <w:ilvl w:val="0"/>
-          <w:numId w:val="1006"/>
+          <w:numId w:val="1007"/>
         </w:numPr>
       </w:pPr>
       <m:oMath>
@@ -15616,7 +15576,7 @@
       <w:pPr>
         <w:numPr>
           <w:ilvl w:val="0"/>
-          <w:numId w:val="1006"/>
+          <w:numId w:val="1007"/>
         </w:numPr>
       </w:pPr>
       <w:r>
@@ -15743,7 +15703,7 @@
       <w:pPr>
         <w:numPr>
           <w:ilvl w:val="0"/>
-          <w:numId w:val="1007"/>
+          <w:numId w:val="1008"/>
         </w:numPr>
       </w:pPr>
       <w:r>
@@ -15810,7 +15770,7 @@
       <w:pPr>
         <w:numPr>
           <w:ilvl w:val="0"/>
-          <w:numId w:val="1007"/>
+          <w:numId w:val="1008"/>
         </w:numPr>
       </w:pPr>
       <w:r>
@@ -15919,7 +15879,7 @@
         <w:pStyle w:val="Compact"/>
         <w:numPr>
           <w:ilvl w:val="0"/>
-          <w:numId w:val="1008"/>
+          <w:numId w:val="1009"/>
         </w:numPr>
       </w:pPr>
       <w:r>
@@ -16114,7 +16074,7 @@
       <w:pPr>
         <w:numPr>
           <w:ilvl w:val="0"/>
-          <w:numId w:val="1009"/>
+          <w:numId w:val="1010"/>
         </w:numPr>
       </w:pPr>
       <w:r>
@@ -16238,7 +16198,7 @@
       <w:pPr>
         <w:numPr>
           <w:ilvl w:val="0"/>
-          <w:numId w:val="1009"/>
+          <w:numId w:val="1010"/>
         </w:numPr>
       </w:pPr>
       <w:r>
@@ -16358,7 +16318,7 @@
       <w:pPr>
         <w:numPr>
           <w:ilvl w:val="0"/>
-          <w:numId w:val="1009"/>
+          <w:numId w:val="1010"/>
         </w:numPr>
       </w:pPr>
       <w:r>
@@ -16502,7 +16462,7 @@
       <w:pPr>
         <w:numPr>
           <w:ilvl w:val="0"/>
-          <w:numId w:val="1010"/>
+          <w:numId w:val="1011"/>
         </w:numPr>
       </w:pPr>
       <w:r>
@@ -16584,7 +16544,7 @@
       <w:pPr>
         <w:numPr>
           <w:ilvl w:val="0"/>
-          <w:numId w:val="1010"/>
+          <w:numId w:val="1011"/>
         </w:numPr>
       </w:pPr>
       <w:r>
@@ -16672,7 +16632,7 @@
       <w:pPr>
         <w:numPr>
           <w:ilvl w:val="0"/>
-          <w:numId w:val="1011"/>
+          <w:numId w:val="1012"/>
         </w:numPr>
       </w:pPr>
       <w:r>
@@ -16736,7 +16696,7 @@
       <w:pPr>
         <w:numPr>
           <w:ilvl w:val="0"/>
-          <w:numId w:val="1011"/>
+          <w:numId w:val="1012"/>
         </w:numPr>
       </w:pPr>
       <w:r>
@@ -16781,7 +16741,7 @@
       <w:pPr>
         <w:numPr>
           <w:ilvl w:val="0"/>
-          <w:numId w:val="1011"/>
+          <w:numId w:val="1012"/>
         </w:numPr>
       </w:pPr>
       <w:r>
@@ -21501,7 +21461,7 @@
         <w:pStyle w:val="Compact"/>
         <w:numPr>
           <w:ilvl w:val="0"/>
-          <w:numId w:val="1012"/>
+          <w:numId w:val="1013"/>
         </w:numPr>
       </w:pPr>
       <w:r>
@@ -21630,7 +21590,7 @@
         <w:pStyle w:val="Compact"/>
         <w:numPr>
           <w:ilvl w:val="0"/>
-          <w:numId w:val="1012"/>
+          <w:numId w:val="1013"/>
         </w:numPr>
       </w:pPr>
       <w:r>
@@ -21753,7 +21713,7 @@
         <w:pStyle w:val="Compact"/>
         <w:numPr>
           <w:ilvl w:val="0"/>
-          <w:numId w:val="1012"/>
+          <w:numId w:val="1013"/>
         </w:numPr>
       </w:pPr>
       <w:r>
@@ -21876,7 +21836,7 @@
         <w:pStyle w:val="Compact"/>
         <w:numPr>
           <w:ilvl w:val="0"/>
-          <w:numId w:val="1012"/>
+          <w:numId w:val="1013"/>
         </w:numPr>
       </w:pPr>
       <w:r>
@@ -22005,7 +21965,7 @@
         <w:pStyle w:val="Compact"/>
         <w:numPr>
           <w:ilvl w:val="0"/>
-          <w:numId w:val="1012"/>
+          <w:numId w:val="1013"/>
         </w:numPr>
       </w:pPr>
       <w:r>
@@ -22848,9 +22808,6 @@
     <w:abstractNumId w:val="991"/>
   </w:num>
   <w:num w:numId="1005">
-    <w:abstractNumId w:val="991"/>
-  </w:num>
-  <w:num w:numId="1006">
     <w:abstractNumId w:val="99411"/>
     <w:lvlOverride w:ilvl="0">
       <w:startOverride w:val="1"/>
@@ -22880,7 +22837,40 @@
       <w:startOverride w:val="1"/>
     </w:lvlOverride>
   </w:num>
+  <w:num w:numId="1006">
+    <w:abstractNumId w:val="991"/>
+  </w:num>
   <w:num w:numId="1007">
+    <w:abstractNumId w:val="99411"/>
+    <w:lvlOverride w:ilvl="0">
+      <w:startOverride w:val="1"/>
+    </w:lvlOverride>
+    <w:lvlOverride w:ilvl="1">
+      <w:startOverride w:val="1"/>
+    </w:lvlOverride>
+    <w:lvlOverride w:ilvl="2">
+      <w:startOverride w:val="1"/>
+    </w:lvlOverride>
+    <w:lvlOverride w:ilvl="3">
+      <w:startOverride w:val="1"/>
+    </w:lvlOverride>
+    <w:lvlOverride w:ilvl="4">
+      <w:startOverride w:val="1"/>
+    </w:lvlOverride>
+    <w:lvlOverride w:ilvl="5">
+      <w:startOverride w:val="1"/>
+    </w:lvlOverride>
+    <w:lvlOverride w:ilvl="6">
+      <w:startOverride w:val="1"/>
+    </w:lvlOverride>
+    <w:lvlOverride w:ilvl="7">
+      <w:startOverride w:val="1"/>
+    </w:lvlOverride>
+    <w:lvlOverride w:ilvl="8">
+      <w:startOverride w:val="1"/>
+    </w:lvlOverride>
+  </w:num>
+  <w:num w:numId="1008">
     <w:abstractNumId w:val="99414"/>
     <w:lvlOverride w:ilvl="0">
       <w:startOverride w:val="4"/>
@@ -22910,7 +22900,7 @@
       <w:startOverride w:val="4"/>
     </w:lvlOverride>
   </w:num>
-  <w:num w:numId="1008">
+  <w:num w:numId="1009">
     <w:abstractNumId w:val="99416"/>
     <w:lvlOverride w:ilvl="0">
       <w:startOverride w:val="6"/>
@@ -22940,7 +22930,7 @@
       <w:startOverride w:val="6"/>
     </w:lvlOverride>
   </w:num>
-  <w:num w:numId="1009">
+  <w:num w:numId="1010">
     <w:abstractNumId w:val="99417"/>
     <w:lvlOverride w:ilvl="0">
       <w:startOverride w:val="7"/>
@@ -22970,7 +22960,7 @@
       <w:startOverride w:val="7"/>
     </w:lvlOverride>
   </w:num>
-  <w:num w:numId="1010">
+  <w:num w:numId="1011">
     <w:abstractNumId w:val="994110"/>
     <w:lvlOverride w:ilvl="0">
       <w:startOverride w:val="10"/>
@@ -23000,7 +22990,7 @@
       <w:startOverride w:val="10"/>
     </w:lvlOverride>
   </w:num>
-  <w:num w:numId="1011">
+  <w:num w:numId="1012">
     <w:abstractNumId w:val="994112"/>
     <w:lvlOverride w:ilvl="0">
       <w:startOverride w:val="12"/>
@@ -23030,7 +23020,7 @@
       <w:startOverride w:val="12"/>
     </w:lvlOverride>
   </w:num>
-  <w:num w:numId="1012">
+  <w:num w:numId="1013">
     <w:abstractNumId w:val="991"/>
   </w:num>
 </w:numbering>
@@ -23714,7 +23704,7 @@
     <ns0:name ns0:val="Verbatim Char"/>
     <ns0:basedOn ns0:val="BodyTextChar"/>
     <ns0:rPr>
-      <ns0:rFonts ns0:ascii="SimSun" ns0:hAnsi="SimSun" ns0:eastAsia="SimSun" ns0:cs="SimSun"/>
+      <ns0:rFonts ns0:ascii="SimSun" ns0:cs="SimSun" ns0:eastAsia="SimSun" ns0:hAnsi="SimSun"/>
       <ns0:b ns0:val="0"/>
       <ns0:sz ns0:val="20"/>
     </ns0:rPr>
@@ -23784,7 +23774,7 @@
       <w:wordWrap w:val="off"/>
     </w:pPr>
     <ns0:rPr>
-      <w:rFonts w:ascii="SimSun" w:hAnsi="SimSun" w:eastAsia="SimSun" w:cs="SimSun"/>
+      <w:rFonts ns0:ascii="SimSun" ns0:hAnsi="SimSun" ns0:eastAsia="SimSun" ns0:cs="SimSun"/>
     </ns0:rPr>
   </w:style>
   <w:style w:type="character" w:customStyle="1" w:styleId="KeywordTok">

--- a/06-学生侧材料/讲义/元素与分析/分光光度法-超级充实版（自学完整）.docx
+++ b/06-学生侧材料/讲义/元素与分析/分光光度法-超级充实版（自学完整）.docx
@@ -14726,216 +14726,206 @@
     </w:p>
     <w:p>
       <w:pPr>
-        <w:pStyle w:val="SourceCode"/>
-      </w:pPr>
-      <w:r>
-        <w:rPr>
-          <w:rStyle w:val="VerbatimChar"/>
-          <w:rFonts w:hint="eastAsia" w:ascii="SimSun" w:hAnsi="SimSun" w:eastAsia="SimSun" w:cs="SimSun"/>
-        </w:rPr>
-        <w:t xml:space="preserve">配标准系列</w:t>
-      </w:r>
-      <w:r>
-        <w:rPr>
-          <w:rStyle w:val="VerbatimChar"/>
-          <w:rFonts w:ascii="SimSun" w:hAnsi="SimSun" w:eastAsia="SimSun" w:cs="SimSun"/>
-        </w:rPr>
-        <w:t xml:space="preserve"> → </w:t>
-      </w:r>
-      <w:r>
-        <w:rPr>
-          <w:rStyle w:val="VerbatimChar"/>
-          <w:rFonts w:hint="eastAsia" w:ascii="SimSun" w:hAnsi="SimSun" w:eastAsia="SimSun" w:cs="SimSun"/>
+        <w:pStyle w:val="Compact"/>
+        <w:numPr>
+          <w:ilvl w:val="0"/>
+          <w:numId w:val="1007"/>
+        </w:numPr>
+      </w:pPr>
+      <w:r>
+        <w:rPr>
+          <w:rFonts w:hint="eastAsia" w:ascii="Times New Roman" w:hAnsi="Times New Roman" w:eastAsia="FangSong" w:cs="Times New Roman"/>
+        </w:rPr>
+        <w:t>配标准系列</w:t>
+      </w:r>
+      <w:r>
+        <w:rPr>
+          <w:rFonts w:hint="eastAsia" w:ascii="Times New Roman" w:hAnsi="Times New Roman" w:eastAsia="Times New Roman" w:cs="Times New Roman"/>
+        </w:rPr>
+        <w:t>（4-6</w:t>
+      </w:r>
+      <w:r>
+        <w:rPr>
+          <w:rFonts w:ascii="Times New Roman" w:hAnsi="Times New Roman" w:eastAsia="Times New Roman" w:cs="Times New Roman"/>
+        </w:rPr>
+        <w:t xml:space="preserve"> </w:t>
+      </w:r>
+      <w:r>
+        <w:rPr>
+          <w:rFonts w:hint="eastAsia" w:ascii="Times New Roman" w:hAnsi="Times New Roman" w:eastAsia="FangSong" w:cs="Times New Roman"/>
+        </w:rPr>
+        <w:t>个</w:t>
+      </w:r>
+      <w:r>
+        <w:rPr>
+          <w:rFonts w:hint="eastAsia" w:ascii="Times New Roman" w:hAnsi="Times New Roman" w:eastAsia="Times New Roman" w:cs="Times New Roman"/>
+        </w:rPr>
+        <w:t>）</w:t>
+      </w:r>
+    </w:p>
+    <w:p>
+      <w:pPr>
+        <w:pStyle w:val="Compact"/>
+        <w:numPr>
+          <w:ilvl w:val="0"/>
+          <w:numId w:val="1007"/>
+        </w:numPr>
+      </w:pPr>
+      <w:r>
+        <w:rPr>
+          <w:rFonts w:hint="eastAsia" w:ascii="Times New Roman" w:hAnsi="Times New Roman" w:eastAsia="FangSong" w:cs="Times New Roman"/>
         </w:rPr>
         <w:t xml:space="preserve">选</w:t>
       </w:r>
       <w:r>
         <w:rPr>
-          <w:rStyle w:val="VerbatimChar"/>
-          <w:rFonts w:ascii="SimSun" w:hAnsi="SimSun" w:eastAsia="SimSun" w:cs="SimSun"/>
-        </w:rPr>
-        <w:t xml:space="preserve"> λ_max → </w:t>
-      </w:r>
-      <w:r>
-        <w:rPr>
-          <w:rStyle w:val="VerbatimChar"/>
-          <w:rFonts w:hint="eastAsia" w:ascii="SimSun" w:hAnsi="SimSun" w:eastAsia="SimSun" w:cs="SimSun"/>
+          <w:rFonts w:ascii="Times New Roman" w:hAnsi="Times New Roman" w:eastAsia="Times New Roman" w:cs="Times New Roman"/>
+        </w:rPr>
+        <w:t xml:space="preserve"> </w:t>
+      </w:r>
+      <w:r>
+        <w:rPr>
+          <w:rFonts w:hint="eastAsia" w:ascii="Times New Roman" w:hAnsi="Times New Roman" w:eastAsia="Times New Roman" w:cs="Times New Roman"/>
+        </w:rPr>
+        <w:t>λ_max（</w:t>
+      </w:r>
+      <w:r>
+        <w:rPr>
+          <w:rFonts w:hint="eastAsia" w:ascii="Times New Roman" w:hAnsi="Times New Roman" w:eastAsia="FangSong" w:cs="Times New Roman"/>
+        </w:rPr>
+        <w:t>灵敏度</w:t>
+      </w:r>
+      <w:r>
+        <w:rPr>
+          <w:rFonts w:hint="eastAsia" w:ascii="Times New Roman" w:hAnsi="Times New Roman" w:eastAsia="Times New Roman" w:cs="Times New Roman"/>
+        </w:rPr>
+        <w:t>）</w:t>
+      </w:r>
+    </w:p>
+    <w:p>
+      <w:pPr>
+        <w:pStyle w:val="Compact"/>
+        <w:numPr>
+          <w:ilvl w:val="0"/>
+          <w:numId w:val="1007"/>
+        </w:numPr>
+      </w:pPr>
+      <w:r>
+        <w:rPr>
+          <w:rFonts w:hint="eastAsia" w:ascii="Times New Roman" w:hAnsi="Times New Roman" w:eastAsia="FangSong" w:cs="Times New Roman"/>
         </w:rPr>
         <w:t xml:space="preserve">测</w:t>
       </w:r>
       <w:r>
         <w:rPr>
-          <w:rStyle w:val="VerbatimChar"/>
-          <w:rFonts w:ascii="SimSun" w:hAnsi="SimSun" w:eastAsia="SimSun" w:cs="SimSun"/>
-        </w:rPr>
-        <w:t xml:space="preserve"> A → </w:t>
-      </w:r>
-      <w:r>
-        <w:rPr>
-          <w:rStyle w:val="VerbatimChar"/>
-          <w:rFonts w:hint="eastAsia" w:ascii="SimSun" w:hAnsi="SimSun" w:eastAsia="SimSun" w:cs="SimSun"/>
+          <w:rFonts w:ascii="Times New Roman" w:hAnsi="Times New Roman" w:eastAsia="Times New Roman" w:cs="Times New Roman"/>
+        </w:rPr>
+        <w:t xml:space="preserve"> </w:t>
+      </w:r>
+      <w:r>
+        <w:rPr>
+          <w:rFonts w:hint="eastAsia" w:ascii="Times New Roman" w:hAnsi="Times New Roman" w:eastAsia="Times New Roman" w:cs="Times New Roman"/>
+        </w:rPr>
+        <w:t xml:space="preserve">A（0.2-0.8）</w:t>
+      </w:r>
+    </w:p>
+    <w:p>
+      <w:pPr>
+        <w:pStyle w:val="Compact"/>
+        <w:numPr>
+          <w:ilvl w:val="0"/>
+          <w:numId w:val="1007"/>
+        </w:numPr>
+      </w:pPr>
+      <w:r>
+        <w:rPr>
+          <w:rFonts w:hint="eastAsia" w:ascii="Times New Roman" w:hAnsi="Times New Roman" w:eastAsia="FangSong" w:cs="Times New Roman"/>
         </w:rPr>
         <w:t xml:space="preserve">画</w:t>
       </w:r>
       <w:r>
         <w:rPr>
-          <w:rStyle w:val="VerbatimChar"/>
-          <w:rFonts w:ascii="SimSun" w:hAnsi="SimSun" w:eastAsia="SimSun" w:cs="SimSun"/>
+          <w:rFonts w:ascii="Times New Roman" w:hAnsi="Times New Roman" w:eastAsia="Times New Roman" w:cs="Times New Roman"/>
         </w:rPr>
         <w:t xml:space="preserve"> A-c </w:t>
       </w:r>
       <w:r>
         <w:rPr>
-          <w:rStyle w:val="VerbatimChar"/>
-          <w:rFonts w:hint="eastAsia" w:ascii="SimSun" w:hAnsi="SimSun" w:eastAsia="SimSun" w:cs="SimSun"/>
-        </w:rPr>
-        <w:t xml:space="preserve">曲线</w:t>
-      </w:r>
-      <w:r>
-        <w:rPr>
-          <w:rStyle w:val="VerbatimChar"/>
-          <w:rFonts w:ascii="SimSun" w:hAnsi="SimSun" w:eastAsia="SimSun" w:cs="SimSun"/>
-        </w:rPr>
-        <w:t xml:space="preserve"> → </w:t>
-      </w:r>
-      <w:r>
-        <w:rPr>
-          <w:rStyle w:val="VerbatimChar"/>
-          <w:rFonts w:hint="eastAsia" w:ascii="SimSun" w:hAnsi="SimSun" w:eastAsia="SimSun" w:cs="SimSun"/>
+          <w:rFonts w:hint="eastAsia" w:ascii="Times New Roman" w:hAnsi="Times New Roman" w:eastAsia="FangSong" w:cs="Times New Roman"/>
+        </w:rPr>
+        <w:t>曲线</w:t>
+      </w:r>
+      <w:r>
+        <w:rPr>
+          <w:rFonts w:hint="eastAsia" w:ascii="Times New Roman" w:hAnsi="Times New Roman" w:eastAsia="Times New Roman" w:cs="Times New Roman"/>
+        </w:rPr>
+        <w:t>（</w:t>
+      </w:r>
+      <w:r>
+        <w:rPr>
+          <w:rFonts w:hint="eastAsia" w:ascii="Times New Roman" w:hAnsi="Times New Roman" w:eastAsia="FangSong" w:cs="Times New Roman"/>
+        </w:rPr>
+        <w:t>线性范围</w:t>
+      </w:r>
+      <w:r>
+        <w:rPr>
+          <w:rFonts w:hint="eastAsia" w:ascii="Times New Roman" w:hAnsi="Times New Roman" w:eastAsia="Times New Roman" w:cs="Times New Roman"/>
+        </w:rPr>
+        <w:t>）</w:t>
+      </w:r>
+    </w:p>
+    <w:p>
+      <w:pPr>
+        <w:pStyle w:val="Compact"/>
+        <w:numPr>
+          <w:ilvl w:val="0"/>
+          <w:numId w:val="1007"/>
+        </w:numPr>
+      </w:pPr>
+      <w:r>
+        <w:rPr>
+          <w:rFonts w:hint="eastAsia" w:ascii="Times New Roman" w:hAnsi="Times New Roman" w:eastAsia="FangSong" w:cs="Times New Roman"/>
         </w:rPr>
         <w:t xml:space="preserve">测样品</w:t>
       </w:r>
       <w:r>
         <w:rPr>
-          <w:rStyle w:val="VerbatimChar"/>
-          <w:rFonts w:ascii="SimSun" w:hAnsi="SimSun" w:eastAsia="SimSun" w:cs="SimSun"/>
-        </w:rPr>
-        <w:t xml:space="preserve"> A → </w:t>
-      </w:r>
-      <w:r>
-        <w:rPr>
-          <w:rStyle w:val="VerbatimChar"/>
-          <w:rFonts w:hint="eastAsia" w:ascii="SimSun" w:hAnsi="SimSun" w:eastAsia="SimSun" w:cs="SimSun"/>
+          <w:rFonts w:ascii="Times New Roman" w:hAnsi="Times New Roman" w:eastAsia="Times New Roman" w:cs="Times New Roman"/>
+        </w:rPr>
+        <w:t xml:space="preserve"> </w:t>
+      </w:r>
+      <w:r>
+        <w:rPr>
+          <w:rFonts w:hint="eastAsia" w:ascii="Times New Roman" w:hAnsi="Times New Roman" w:eastAsia="Times New Roman" w:cs="Times New Roman"/>
+        </w:rPr>
+        <w:t>A（</w:t>
+      </w:r>
+      <w:r>
+        <w:rPr>
+          <w:rFonts w:hint="eastAsia" w:ascii="Times New Roman" w:hAnsi="Times New Roman" w:eastAsia="FangSong" w:cs="Times New Roman"/>
+        </w:rPr>
+        <w:t>相同显色条件</w:t>
+      </w:r>
+      <w:r>
+        <w:rPr>
+          <w:rFonts w:hint="eastAsia" w:ascii="Times New Roman" w:hAnsi="Times New Roman" w:eastAsia="Times New Roman" w:cs="Times New Roman"/>
+        </w:rPr>
+        <w:t>）</w:t>
+      </w:r>
+    </w:p>
+    <w:p>
+      <w:pPr>
+        <w:pStyle w:val="Compact"/>
+        <w:numPr>
+          <w:ilvl w:val="0"/>
+          <w:numId w:val="1007"/>
+        </w:numPr>
+      </w:pPr>
+      <w:r>
+        <w:rPr>
+          <w:rFonts w:hint="eastAsia" w:ascii="Times New Roman" w:hAnsi="Times New Roman" w:eastAsia="FangSong" w:cs="Times New Roman"/>
         </w:rPr>
         <w:t xml:space="preserve">查浓度</w:t>
-      </w:r>
-      <w:r>
-        <w:rPr>
-          <w:rFonts w:ascii="SimSun" w:hAnsi="SimSun" w:eastAsia="SimSun" w:cs="SimSun"/>
-        </w:rPr>
-        <w:br/>
-      </w:r>
-      <w:r>
-        <w:rPr>
-          <w:rStyle w:val="VerbatimChar"/>
-          <w:rFonts w:ascii="SimSun" w:hAnsi="SimSun" w:eastAsia="SimSun" w:cs="SimSun"/>
-        </w:rPr>
-        <w:t xml:space="preserve">   </w:t>
-      </w:r>
-      <w:r>
-        <w:rPr>
-          <w:rStyle w:val="VerbatimChar"/>
-          <w:rFonts w:hint="eastAsia" w:ascii="SimSun" w:hAnsi="SimSun" w:eastAsia="SimSun" w:cs="SimSun"/>
-        </w:rPr>
-        <w:t>(4-6</w:t>
-      </w:r>
-      <w:r>
-        <w:rPr>
-          <w:rStyle w:val="VerbatimChar"/>
-          <w:rFonts w:hint="eastAsia" w:ascii="SimSun" w:hAnsi="SimSun" w:eastAsia="SimSun" w:cs="SimSun"/>
-        </w:rPr>
-        <w:t>个</w:t>
-      </w:r>
-      <w:r>
-        <w:rPr>
-          <w:rStyle w:val="VerbatimChar"/>
-          <w:rFonts w:hint="eastAsia" w:ascii="SimSun" w:hAnsi="SimSun" w:eastAsia="SimSun" w:cs="SimSun"/>
-        </w:rPr>
-        <w:t>)</w:t>
-      </w:r>
-      <w:r>
-        <w:rPr>
-          <w:rStyle w:val="VerbatimChar"/>
-          <w:rFonts w:ascii="SimSun" w:hAnsi="SimSun" w:eastAsia="SimSun" w:cs="SimSun"/>
-        </w:rPr>
-        <w:t xml:space="preserve">       </w:t>
-      </w:r>
-      <w:r>
-        <w:rPr>
-          <w:rStyle w:val="VerbatimChar"/>
-          <w:rFonts w:hint="eastAsia" w:ascii="SimSun" w:hAnsi="SimSun" w:eastAsia="SimSun" w:cs="SimSun"/>
-        </w:rPr>
-        <w:t>(</w:t>
-      </w:r>
-      <w:r>
-        <w:rPr>
-          <w:rStyle w:val="VerbatimChar"/>
-          <w:rFonts w:hint="eastAsia" w:ascii="SimSun" w:hAnsi="SimSun" w:eastAsia="SimSun" w:cs="SimSun"/>
-        </w:rPr>
-        <w:t>灵敏度</w:t>
-      </w:r>
-      <w:r>
-        <w:rPr>
-          <w:rStyle w:val="VerbatimChar"/>
-          <w:rFonts w:hint="eastAsia" w:ascii="SimSun" w:hAnsi="SimSun" w:eastAsia="SimSun" w:cs="SimSun"/>
-        </w:rPr>
-        <w:t>)</w:t>
-      </w:r>
-      <w:r>
-        <w:rPr>
-          <w:rStyle w:val="VerbatimChar"/>
-          <w:rFonts w:ascii="SimSun" w:hAnsi="SimSun" w:eastAsia="SimSun" w:cs="SimSun"/>
-        </w:rPr>
-        <w:t xml:space="preserve">   (0.2-0.8)        </w:t>
-      </w:r>
-      <w:r>
-        <w:rPr>
-          <w:rStyle w:val="VerbatimChar"/>
-          <w:rFonts w:hint="eastAsia" w:ascii="SimSun" w:hAnsi="SimSun" w:eastAsia="SimSun" w:cs="SimSun"/>
-        </w:rPr>
-        <w:t>(</w:t>
-      </w:r>
-      <w:r>
-        <w:rPr>
-          <w:rStyle w:val="VerbatimChar"/>
-          <w:rFonts w:hint="eastAsia" w:ascii="SimSun" w:hAnsi="SimSun" w:eastAsia="SimSun" w:cs="SimSun"/>
-        </w:rPr>
-        <w:t>线性范围</w:t>
-      </w:r>
-      <w:r>
-        <w:rPr>
-          <w:rStyle w:val="VerbatimChar"/>
-          <w:rFonts w:hint="eastAsia" w:ascii="SimSun" w:hAnsi="SimSun" w:eastAsia="SimSun" w:cs="SimSun"/>
-        </w:rPr>
-        <w:t>)</w:t>
-      </w:r>
-      <w:r>
-        <w:rPr>
-          <w:rStyle w:val="VerbatimChar"/>
-          <w:rFonts w:ascii="SimSun" w:hAnsi="SimSun" w:eastAsia="SimSun" w:cs="SimSun"/>
-        </w:rPr>
-        <w:t xml:space="preserve">   </w:t>
-      </w:r>
-      <w:r>
-        <w:rPr>
-          <w:rStyle w:val="VerbatimChar"/>
-          <w:rFonts w:hint="eastAsia" w:ascii="SimSun" w:hAnsi="SimSun" w:eastAsia="SimSun" w:cs="SimSun"/>
-        </w:rPr>
-        <w:t>(</w:t>
-      </w:r>
-      <w:r>
-        <w:rPr>
-          <w:rStyle w:val="VerbatimChar"/>
-          <w:rFonts w:hint="eastAsia" w:ascii="SimSun" w:hAnsi="SimSun" w:eastAsia="SimSun" w:cs="SimSun"/>
-        </w:rPr>
-        <w:t>相同显色条件</w:t>
-      </w:r>
-      <w:r>
-        <w:rPr>
-          <w:rStyle w:val="VerbatimChar"/>
-          <w:rFonts w:hint="eastAsia" w:ascii="SimSun" w:hAnsi="SimSun" w:eastAsia="SimSun" w:cs="SimSun"/>
-        </w:rPr>
-        <w:t>)</w:t>
       </w:r>
     </w:p>
     <w:p>
@@ -15319,7 +15309,7 @@
       <w:pPr>
         <w:numPr>
           <w:ilvl w:val="0"/>
-          <w:numId w:val="1007"/>
+          <w:numId w:val="1008"/>
         </w:numPr>
       </w:pPr>
       <m:oMath>
@@ -15445,7 +15435,7 @@
       <w:pPr>
         <w:numPr>
           <w:ilvl w:val="0"/>
-          <w:numId w:val="1007"/>
+          <w:numId w:val="1008"/>
         </w:numPr>
       </w:pPr>
       <m:oMath>
@@ -15576,7 +15566,7 @@
       <w:pPr>
         <w:numPr>
           <w:ilvl w:val="0"/>
-          <w:numId w:val="1007"/>
+          <w:numId w:val="1008"/>
         </w:numPr>
       </w:pPr>
       <w:r>
@@ -15703,7 +15693,7 @@
       <w:pPr>
         <w:numPr>
           <w:ilvl w:val="0"/>
-          <w:numId w:val="1008"/>
+          <w:numId w:val="1009"/>
         </w:numPr>
       </w:pPr>
       <w:r>
@@ -15770,7 +15760,7 @@
       <w:pPr>
         <w:numPr>
           <w:ilvl w:val="0"/>
-          <w:numId w:val="1008"/>
+          <w:numId w:val="1009"/>
         </w:numPr>
       </w:pPr>
       <w:r>
@@ -15879,7 +15869,7 @@
         <w:pStyle w:val="Compact"/>
         <w:numPr>
           <w:ilvl w:val="0"/>
-          <w:numId w:val="1009"/>
+          <w:numId w:val="1010"/>
         </w:numPr>
       </w:pPr>
       <w:r>
@@ -16074,7 +16064,7 @@
       <w:pPr>
         <w:numPr>
           <w:ilvl w:val="0"/>
-          <w:numId w:val="1010"/>
+          <w:numId w:val="1011"/>
         </w:numPr>
       </w:pPr>
       <w:r>
@@ -16198,7 +16188,7 @@
       <w:pPr>
         <w:numPr>
           <w:ilvl w:val="0"/>
-          <w:numId w:val="1010"/>
+          <w:numId w:val="1011"/>
         </w:numPr>
       </w:pPr>
       <w:r>
@@ -16318,7 +16308,7 @@
       <w:pPr>
         <w:numPr>
           <w:ilvl w:val="0"/>
-          <w:numId w:val="1010"/>
+          <w:numId w:val="1011"/>
         </w:numPr>
       </w:pPr>
       <w:r>
@@ -16462,7 +16452,7 @@
       <w:pPr>
         <w:numPr>
           <w:ilvl w:val="0"/>
-          <w:numId w:val="1011"/>
+          <w:numId w:val="1012"/>
         </w:numPr>
       </w:pPr>
       <w:r>
@@ -16544,7 +16534,7 @@
       <w:pPr>
         <w:numPr>
           <w:ilvl w:val="0"/>
-          <w:numId w:val="1011"/>
+          <w:numId w:val="1012"/>
         </w:numPr>
       </w:pPr>
       <w:r>
@@ -16632,7 +16622,7 @@
       <w:pPr>
         <w:numPr>
           <w:ilvl w:val="0"/>
-          <w:numId w:val="1012"/>
+          <w:numId w:val="1013"/>
         </w:numPr>
       </w:pPr>
       <w:r>
@@ -16696,7 +16686,7 @@
       <w:pPr>
         <w:numPr>
           <w:ilvl w:val="0"/>
-          <w:numId w:val="1012"/>
+          <w:numId w:val="1013"/>
         </w:numPr>
       </w:pPr>
       <w:r>
@@ -16741,7 +16731,7 @@
       <w:pPr>
         <w:numPr>
           <w:ilvl w:val="0"/>
-          <w:numId w:val="1012"/>
+          <w:numId w:val="1013"/>
         </w:numPr>
       </w:pPr>
       <w:r>
@@ -21461,7 +21451,7 @@
         <w:pStyle w:val="Compact"/>
         <w:numPr>
           <w:ilvl w:val="0"/>
-          <w:numId w:val="1013"/>
+          <w:numId w:val="1014"/>
         </w:numPr>
       </w:pPr>
       <w:r>
@@ -21590,7 +21580,7 @@
         <w:pStyle w:val="Compact"/>
         <w:numPr>
           <w:ilvl w:val="0"/>
-          <w:numId w:val="1013"/>
+          <w:numId w:val="1014"/>
         </w:numPr>
       </w:pPr>
       <w:r>
@@ -21713,7 +21703,7 @@
         <w:pStyle w:val="Compact"/>
         <w:numPr>
           <w:ilvl w:val="0"/>
-          <w:numId w:val="1013"/>
+          <w:numId w:val="1014"/>
         </w:numPr>
       </w:pPr>
       <w:r>
@@ -21836,7 +21826,7 @@
         <w:pStyle w:val="Compact"/>
         <w:numPr>
           <w:ilvl w:val="0"/>
-          <w:numId w:val="1013"/>
+          <w:numId w:val="1014"/>
         </w:numPr>
       </w:pPr>
       <w:r>
@@ -21965,7 +21955,7 @@
         <w:pStyle w:val="Compact"/>
         <w:numPr>
           <w:ilvl w:val="0"/>
-          <w:numId w:val="1013"/>
+          <w:numId w:val="1014"/>
         </w:numPr>
       </w:pPr>
       <w:r>
@@ -22871,6 +22861,36 @@
     </w:lvlOverride>
   </w:num>
   <w:num w:numId="1008">
+    <w:abstractNumId w:val="99411"/>
+    <w:lvlOverride w:ilvl="0">
+      <w:startOverride w:val="1"/>
+    </w:lvlOverride>
+    <w:lvlOverride w:ilvl="1">
+      <w:startOverride w:val="1"/>
+    </w:lvlOverride>
+    <w:lvlOverride w:ilvl="2">
+      <w:startOverride w:val="1"/>
+    </w:lvlOverride>
+    <w:lvlOverride w:ilvl="3">
+      <w:startOverride w:val="1"/>
+    </w:lvlOverride>
+    <w:lvlOverride w:ilvl="4">
+      <w:startOverride w:val="1"/>
+    </w:lvlOverride>
+    <w:lvlOverride w:ilvl="5">
+      <w:startOverride w:val="1"/>
+    </w:lvlOverride>
+    <w:lvlOverride w:ilvl="6">
+      <w:startOverride w:val="1"/>
+    </w:lvlOverride>
+    <w:lvlOverride w:ilvl="7">
+      <w:startOverride w:val="1"/>
+    </w:lvlOverride>
+    <w:lvlOverride w:ilvl="8">
+      <w:startOverride w:val="1"/>
+    </w:lvlOverride>
+  </w:num>
+  <w:num w:numId="1009">
     <w:abstractNumId w:val="99414"/>
     <w:lvlOverride w:ilvl="0">
       <w:startOverride w:val="4"/>
@@ -22900,7 +22920,7 @@
       <w:startOverride w:val="4"/>
     </w:lvlOverride>
   </w:num>
-  <w:num w:numId="1009">
+  <w:num w:numId="1010">
     <w:abstractNumId w:val="99416"/>
     <w:lvlOverride w:ilvl="0">
       <w:startOverride w:val="6"/>
@@ -22930,7 +22950,7 @@
       <w:startOverride w:val="6"/>
     </w:lvlOverride>
   </w:num>
-  <w:num w:numId="1010">
+  <w:num w:numId="1011">
     <w:abstractNumId w:val="99417"/>
     <w:lvlOverride w:ilvl="0">
       <w:startOverride w:val="7"/>
@@ -22960,7 +22980,7 @@
       <w:startOverride w:val="7"/>
     </w:lvlOverride>
   </w:num>
-  <w:num w:numId="1011">
+  <w:num w:numId="1012">
     <w:abstractNumId w:val="994110"/>
     <w:lvlOverride w:ilvl="0">
       <w:startOverride w:val="10"/>
@@ -22990,7 +23010,7 @@
       <w:startOverride w:val="10"/>
     </w:lvlOverride>
   </w:num>
-  <w:num w:numId="1012">
+  <w:num w:numId="1013">
     <w:abstractNumId w:val="994112"/>
     <w:lvlOverride w:ilvl="0">
       <w:startOverride w:val="12"/>
@@ -23020,7 +23040,7 @@
       <w:startOverride w:val="12"/>
     </w:lvlOverride>
   </w:num>
-  <w:num w:numId="1013">
+  <w:num w:numId="1014">
     <w:abstractNumId w:val="991"/>
   </w:num>
 </w:numbering>
